--- a/public/reports/n400/Malumotnoma_Formulalar_N400.docx
+++ b/public/reports/n400/Malumotnoma_Formulalar_N400.docx
@@ -3108,7 +3108,146 @@
         <w:rPr>
           <w:color w:val="1E3A5F"/>
         </w:rPr>
-        <w:t>12. Muhim eslatmalar</w:t>
+        <w:t>12. Ilmiy-statistik ko'rsatkichlar (95% CI, p, OR)</w:t>
+      </w:r>
+    </w:p>
+    <w:p>
+      <w:r>
+        <w:rPr>
+          <w:sz w:val="22"/>
+        </w:rPr>
+        <w:t>Anketa_Ilmiy_Statistika_N400 (Word/Excel) — dissertatsiya va maqolada natijalarni standartlarga mos taqdim etish uchun qo'shimcha hisobot. Foizlar saqlanadi, yoniga 95% ishonch oralig'i qo'shiladi.</w:t>
+      </w:r>
+    </w:p>
+    <w:p>
+      <w:pPr>
+        <w:pStyle w:val="Heading2"/>
+      </w:pPr>
+      <w:r>
+        <w:rPr>
+          <w:color w:val="1E3A5F"/>
+        </w:rPr>
+        <w:t>12.1. Ishonch oralig'i (95% CI)</w:t>
+      </w:r>
+    </w:p>
+    <w:p>
+      <w:pPr>
+        <w:ind w:left="504"/>
+      </w:pPr>
+      <w:r>
+        <w:rPr>
+          <w:rFonts w:ascii="Consolas" w:hAnsi="Consolas"/>
+          <w:i/>
+          <w:sz w:val="20"/>
+        </w:rPr>
+        <w:t>Sifat ko'rsatkich: SE_p = sqrt(p(1-p)/n);  95% CI = p ± 1.96 × SE_p</w:t>
+      </w:r>
+    </w:p>
+    <w:p>
+      <w:pPr>
+        <w:ind w:left="504"/>
+      </w:pPr>
+      <w:r>
+        <w:rPr>
+          <w:rFonts w:ascii="Consolas" w:hAnsi="Consolas"/>
+          <w:i/>
+          <w:sz w:val="20"/>
+        </w:rPr>
+        <w:t>Miqdoriy ko'rsatkich: 95% CI = X̄ ± 1.96 × SD/√n</w:t>
+      </w:r>
+    </w:p>
+    <w:p>
+      <w:pPr>
+        <w:pStyle w:val="Heading2"/>
+      </w:pPr>
+      <w:r>
+        <w:rPr>
+          <w:color w:val="1E3A5F"/>
+        </w:rPr>
+        <w:t>12.2. Guruhlararo taqqoslash</w:t>
+      </w:r>
+    </w:p>
+    <w:p>
+      <w:r>
+        <w:rPr>
+          <w:sz w:val="22"/>
+        </w:rPr>
+        <w:t>Erkak/ayol taqqoslash: Pearson χ² (kutilgan ≥5) yoki Fisher exact (kutilgan &lt;5).</w:t>
+      </w:r>
+    </w:p>
+    <w:p>
+      <w:r>
+        <w:rPr>
+          <w:sz w:val="22"/>
+        </w:rPr>
+        <w:t>Hodisa/nazorat miqdoriy: Mann-Whitney U-mezoni.</w:t>
+      </w:r>
+    </w:p>
+    <w:p>
+      <w:pPr>
+        <w:pStyle w:val="Heading2"/>
+      </w:pPr>
+      <w:r>
+        <w:rPr>
+          <w:color w:val="1E3A5F"/>
+        </w:rPr>
+        <w:t>12.3. Xavf bog'liqlik</w:t>
+      </w:r>
+    </w:p>
+    <w:p>
+      <w:pPr>
+        <w:ind w:left="504"/>
+      </w:pPr>
+      <w:r>
+        <w:rPr>
+          <w:rFonts w:ascii="Consolas" w:hAnsi="Consolas"/>
+          <w:i/>
+          <w:sz w:val="20"/>
+        </w:rPr>
+        <w:t>OR = (a×d)/(b×c);  95% CI — log(OR) ± 1.96 × SE_log</w:t>
+      </w:r>
+    </w:p>
+    <w:p>
+      <w:pPr>
+        <w:pStyle w:val="Heading2"/>
+      </w:pPr>
+      <w:r>
+        <w:rPr>
+          <w:color w:val="1E3A5F"/>
+        </w:rPr>
+        <w:t>12.4. Ishonchlilik</w:t>
+      </w:r>
+    </w:p>
+    <w:p>
+      <w:pPr>
+        <w:ind w:left="504"/>
+      </w:pPr>
+      <w:r>
+        <w:rPr>
+          <w:rFonts w:ascii="Consolas" w:hAnsi="Consolas"/>
+          <w:i/>
+          <w:sz w:val="20"/>
+        </w:rPr>
+        <w:t>Cronbach α = (k/(k-1)) × (1 - Σvar_item / var_total);  α ≥ 0.70 tavsiya</w:t>
+      </w:r>
+    </w:p>
+    <w:p>
+      <w:r>
+        <w:rPr>
+          <w:sz w:val="22"/>
+        </w:rPr>
+        <w:t>Modul: scripts/academic_stats.py | Hisobot: scripts/generate_ilmiy_statistika_n400.py</w:t>
+      </w:r>
+    </w:p>
+    <w:p>
+      <w:pPr>
+        <w:pStyle w:val="Heading1"/>
+      </w:pPr>
+      <w:r>
+        <w:rPr>
+          <w:color w:val="1E3A5F"/>
+        </w:rPr>
+        <w:t>13. Muhim eslatmalar</w:t>
       </w:r>
     </w:p>
     <w:p>
